--- a/talent-management/music-xhefs/docs/HousingHues_ArtistAgreement_Tshepi.docx
+++ b/talent-management/music-xhefs/docs/HousingHues_ArtistAgreement_Tshepi.docx
@@ -137,7 +137,7 @@
           </w:p>
           <w:p>
             <w:r>
-              <w:t xml:space="preserve">Email: musicxhefs@gmail.com</w:t>
+              <w:t xml:space="preserve">Email: housinghues@gmail.com</w:t>
             </w:r>
           </w:p>
         </w:tc>
